--- a/dokumentacio-quiz.docx
+++ b/dokumentacio-quiz.docx
@@ -428,18 +428,13 @@
     </w:p>
     <w:p>
       <w:r>
-        <w:t>A regisztrált felhasználó adatainak tárolása. Reszponzív oldal.</w:t>
+        <w:t>A regisztrált felhasználó adatainak tárolása</w:t>
+      </w:r>
+      <w:r>
+        <w:t>, bejelentkezést követően, kvízek tölthetők ki a főoldalon, reszponzívan.</w:t>
       </w:r>
       <w:r>
         <w:t xml:space="preserve"> </w:t>
-      </w:r>
-      <w:proofErr w:type="spellStart"/>
-      <w:r>
-        <w:t>Quiz</w:t>
-      </w:r>
-      <w:proofErr w:type="spellEnd"/>
-      <w:r>
-        <w:t>.</w:t>
       </w:r>
     </w:p>
     <w:p>
@@ -447,23 +442,297 @@
         <w:spacing w:line="360" w:lineRule="auto"/>
         <w:jc w:val="both"/>
       </w:pPr>
+      <w:r>
+        <w:rPr>
+          <w:noProof/>
+        </w:rPr>
+        <mc:AlternateContent>
+          <mc:Choice Requires="wps">
+            <w:drawing>
+              <wp:anchor distT="45720" distB="45720" distL="114300" distR="114300" simplePos="0" relativeHeight="251670528" behindDoc="0" locked="0" layoutInCell="1" allowOverlap="1" wp14:anchorId="4970290D" wp14:editId="5E2C1CB7">
+                <wp:simplePos x="0" y="0"/>
+                <wp:positionH relativeFrom="margin">
+                  <wp:align>left</wp:align>
+                </wp:positionH>
+                <wp:positionV relativeFrom="paragraph">
+                  <wp:posOffset>5116830</wp:posOffset>
+                </wp:positionV>
+                <wp:extent cx="1495425" cy="1404620"/>
+                <wp:effectExtent l="0" t="0" r="28575" b="14605"/>
+                <wp:wrapSquare wrapText="bothSides"/>
+                <wp:docPr id="8" name="Szövegdoboz 2"/>
+                <wp:cNvGraphicFramePr>
+                  <a:graphicFrameLocks xmlns:a="http://schemas.openxmlformats.org/drawingml/2006/main"/>
+                </wp:cNvGraphicFramePr>
+                <a:graphic xmlns:a="http://schemas.openxmlformats.org/drawingml/2006/main">
+                  <a:graphicData uri="http://schemas.microsoft.com/office/word/2010/wordprocessingShape">
+                    <wps:wsp>
+                      <wps:cNvSpPr txBox="1">
+                        <a:spLocks noChangeArrowheads="1"/>
+                      </wps:cNvSpPr>
+                      <wps:spPr bwMode="auto">
+                        <a:xfrm>
+                          <a:off x="0" y="0"/>
+                          <a:ext cx="1495425" cy="1404620"/>
+                        </a:xfrm>
+                        <a:prstGeom prst="rect">
+                          <a:avLst/>
+                        </a:prstGeom>
+                        <a:solidFill>
+                          <a:srgbClr val="FFFFFF"/>
+                        </a:solidFill>
+                        <a:ln w="9525">
+                          <a:solidFill>
+                            <a:srgbClr val="000000"/>
+                          </a:solidFill>
+                          <a:miter lim="800000"/>
+                          <a:headEnd/>
+                          <a:tailEnd/>
+                        </a:ln>
+                      </wps:spPr>
+                      <wps:txbx>
+                        <w:txbxContent>
+                          <w:p>
+                            <w:r>
+                              <w:t>Főoldal látványterve</w:t>
+                            </w:r>
+                          </w:p>
+                        </w:txbxContent>
+                      </wps:txbx>
+                      <wps:bodyPr rot="0" vert="horz" wrap="square" lIns="91440" tIns="45720" rIns="91440" bIns="45720" anchor="t" anchorCtr="0">
+                        <a:spAutoFit/>
+                      </wps:bodyPr>
+                    </wps:wsp>
+                  </a:graphicData>
+                </a:graphic>
+                <wp14:sizeRelH relativeFrom="margin">
+                  <wp14:pctWidth>0</wp14:pctWidth>
+                </wp14:sizeRelH>
+                <wp14:sizeRelV relativeFrom="margin">
+                  <wp14:pctHeight>20000</wp14:pctHeight>
+                </wp14:sizeRelV>
+              </wp:anchor>
+            </w:drawing>
+          </mc:Choice>
+          <mc:Fallback>
+            <w:pict>
+              <v:shapetype w14:anchorId="4970290D" id="_x0000_t202" coordsize="21600,21600" o:spt="202" path="m,l,21600r21600,l21600,xe">
+                <v:stroke joinstyle="miter"/>
+                <v:path gradientshapeok="t" o:connecttype="rect"/>
+              </v:shapetype>
+              <v:shape id="Szövegdoboz 2" o:spid="_x0000_s1026" type="#_x0000_t202" style="position:absolute;left:0;text-align:left;margin-left:0;margin-top:402.9pt;width:117.75pt;height:110.6pt;z-index:251670528;visibility:visible;mso-wrap-style:square;mso-width-percent:0;mso-height-percent:200;mso-wrap-distance-left:9pt;mso-wrap-distance-top:3.6pt;mso-wrap-distance-right:9pt;mso-wrap-distance-bottom:3.6pt;mso-position-horizontal:left;mso-position-horizontal-relative:margin;mso-position-vertical:absolute;mso-position-vertical-relative:text;mso-width-percent:0;mso-height-percent:200;mso-width-relative:margin;mso-height-relative:margin;v-text-anchor:top" o:gfxdata="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">
+                <v:textbox style="mso-fit-shape-to-text:t">
+                  <w:txbxContent>
+                    <w:p>
+                      <w:r>
+                        <w:t>Főoldal látványterve</w:t>
+                      </w:r>
+                    </w:p>
+                  </w:txbxContent>
+                </v:textbox>
+                <w10:wrap type="square" anchorx="margin"/>
+              </v:shape>
+            </w:pict>
+          </mc:Fallback>
+        </mc:AlternateContent>
+      </w:r>
+      <w:r>
+        <w:rPr>
+          <w:noProof/>
+        </w:rPr>
+        <mc:AlternateContent>
+          <mc:Choice Requires="wps">
+            <w:drawing>
+              <wp:anchor distT="45720" distB="45720" distL="114300" distR="114300" simplePos="0" relativeHeight="251668480" behindDoc="0" locked="0" layoutInCell="1" allowOverlap="1" wp14:anchorId="003ACD27" wp14:editId="2FDCB631">
+                <wp:simplePos x="0" y="0"/>
+                <wp:positionH relativeFrom="margin">
+                  <wp:align>right</wp:align>
+                </wp:positionH>
+                <wp:positionV relativeFrom="paragraph">
+                  <wp:posOffset>2792730</wp:posOffset>
+                </wp:positionV>
+                <wp:extent cx="1495425" cy="1404620"/>
+                <wp:effectExtent l="0" t="0" r="28575" b="14605"/>
+                <wp:wrapSquare wrapText="bothSides"/>
+                <wp:docPr id="7" name="Szövegdoboz 2"/>
+                <wp:cNvGraphicFramePr>
+                  <a:graphicFrameLocks xmlns:a="http://schemas.openxmlformats.org/drawingml/2006/main"/>
+                </wp:cNvGraphicFramePr>
+                <a:graphic xmlns:a="http://schemas.openxmlformats.org/drawingml/2006/main">
+                  <a:graphicData uri="http://schemas.microsoft.com/office/word/2010/wordprocessingShape">
+                    <wps:wsp>
+                      <wps:cNvSpPr txBox="1">
+                        <a:spLocks noChangeArrowheads="1"/>
+                      </wps:cNvSpPr>
+                      <wps:spPr bwMode="auto">
+                        <a:xfrm>
+                          <a:off x="0" y="0"/>
+                          <a:ext cx="1495425" cy="1404620"/>
+                        </a:xfrm>
+                        <a:prstGeom prst="rect">
+                          <a:avLst/>
+                        </a:prstGeom>
+                        <a:solidFill>
+                          <a:srgbClr val="FFFFFF"/>
+                        </a:solidFill>
+                        <a:ln w="9525">
+                          <a:solidFill>
+                            <a:srgbClr val="000000"/>
+                          </a:solidFill>
+                          <a:miter lim="800000"/>
+                          <a:headEnd/>
+                          <a:tailEnd/>
+                        </a:ln>
+                      </wps:spPr>
+                      <wps:txbx>
+                        <w:txbxContent>
+                          <w:p>
+                            <w:r>
+                              <w:t>Regisztrációs oldal látványterve</w:t>
+                            </w:r>
+                          </w:p>
+                        </w:txbxContent>
+                      </wps:txbx>
+                      <wps:bodyPr rot="0" vert="horz" wrap="square" lIns="91440" tIns="45720" rIns="91440" bIns="45720" anchor="t" anchorCtr="0">
+                        <a:spAutoFit/>
+                      </wps:bodyPr>
+                    </wps:wsp>
+                  </a:graphicData>
+                </a:graphic>
+                <wp14:sizeRelH relativeFrom="margin">
+                  <wp14:pctWidth>0</wp14:pctWidth>
+                </wp14:sizeRelH>
+                <wp14:sizeRelV relativeFrom="margin">
+                  <wp14:pctHeight>20000</wp14:pctHeight>
+                </wp14:sizeRelV>
+              </wp:anchor>
+            </w:drawing>
+          </mc:Choice>
+          <mc:Fallback>
+            <w:pict>
+              <v:shape w14:anchorId="003ACD27" id="_x0000_s1027" type="#_x0000_t202" style="position:absolute;left:0;text-align:left;margin-left:66.55pt;margin-top:219.9pt;width:117.75pt;height:110.6pt;z-index:251668480;visibility:visible;mso-wrap-style:square;mso-width-percent:0;mso-height-percent:200;mso-wrap-distance-left:9pt;mso-wrap-distance-top:3.6pt;mso-wrap-distance-right:9pt;mso-wrap-distance-bottom:3.6pt;mso-position-horizontal:right;mso-position-horizontal-relative:margin;mso-position-vertical:absolute;mso-position-vertical-relative:text;mso-width-percent:0;mso-height-percent:200;mso-width-relative:margin;mso-height-relative:margin;v-text-anchor:top" o:gfxdata="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">
+                <v:textbox style="mso-fit-shape-to-text:t">
+                  <w:txbxContent>
+                    <w:p>
+                      <w:r>
+                        <w:t>Regisztrációs oldal látványterve</w:t>
+                      </w:r>
+                    </w:p>
+                  </w:txbxContent>
+                </v:textbox>
+                <w10:wrap type="square" anchorx="margin"/>
+              </v:shape>
+            </w:pict>
+          </mc:Fallback>
+        </mc:AlternateContent>
+      </w:r>
+      <w:r>
+        <w:rPr>
+          <w:noProof/>
+        </w:rPr>
+        <mc:AlternateContent>
+          <mc:Choice Requires="wps">
+            <w:drawing>
+              <wp:anchor distT="45720" distB="45720" distL="114300" distR="114300" simplePos="0" relativeHeight="251666432" behindDoc="0" locked="0" layoutInCell="1" allowOverlap="1" wp14:anchorId="549BAB04" wp14:editId="7630BCD4">
+                <wp:simplePos x="0" y="0"/>
+                <wp:positionH relativeFrom="margin">
+                  <wp:align>left</wp:align>
+                </wp:positionH>
+                <wp:positionV relativeFrom="paragraph">
+                  <wp:posOffset>611505</wp:posOffset>
+                </wp:positionV>
+                <wp:extent cx="1495425" cy="1404620"/>
+                <wp:effectExtent l="0" t="0" r="28575" b="14605"/>
+                <wp:wrapSquare wrapText="bothSides"/>
+                <wp:docPr id="217" name="Szövegdoboz 2"/>
+                <wp:cNvGraphicFramePr>
+                  <a:graphicFrameLocks xmlns:a="http://schemas.openxmlformats.org/drawingml/2006/main"/>
+                </wp:cNvGraphicFramePr>
+                <a:graphic xmlns:a="http://schemas.openxmlformats.org/drawingml/2006/main">
+                  <a:graphicData uri="http://schemas.microsoft.com/office/word/2010/wordprocessingShape">
+                    <wps:wsp>
+                      <wps:cNvSpPr txBox="1">
+                        <a:spLocks noChangeArrowheads="1"/>
+                      </wps:cNvSpPr>
+                      <wps:spPr bwMode="auto">
+                        <a:xfrm>
+                          <a:off x="0" y="0"/>
+                          <a:ext cx="1495425" cy="1404620"/>
+                        </a:xfrm>
+                        <a:prstGeom prst="rect">
+                          <a:avLst/>
+                        </a:prstGeom>
+                        <a:solidFill>
+                          <a:srgbClr val="FFFFFF"/>
+                        </a:solidFill>
+                        <a:ln w="9525">
+                          <a:solidFill>
+                            <a:srgbClr val="000000"/>
+                          </a:solidFill>
+                          <a:miter lim="800000"/>
+                          <a:headEnd/>
+                          <a:tailEnd/>
+                        </a:ln>
+                      </wps:spPr>
+                      <wps:txbx>
+                        <w:txbxContent>
+                          <w:p>
+                            <w:r>
+                              <w:t>Bejelentkező oldal látványterve</w:t>
+                            </w:r>
+                          </w:p>
+                        </w:txbxContent>
+                      </wps:txbx>
+                      <wps:bodyPr rot="0" vert="horz" wrap="square" lIns="91440" tIns="45720" rIns="91440" bIns="45720" anchor="t" anchorCtr="0">
+                        <a:spAutoFit/>
+                      </wps:bodyPr>
+                    </wps:wsp>
+                  </a:graphicData>
+                </a:graphic>
+                <wp14:sizeRelH relativeFrom="margin">
+                  <wp14:pctWidth>0</wp14:pctWidth>
+                </wp14:sizeRelH>
+                <wp14:sizeRelV relativeFrom="margin">
+                  <wp14:pctHeight>20000</wp14:pctHeight>
+                </wp14:sizeRelV>
+              </wp:anchor>
+            </w:drawing>
+          </mc:Choice>
+          <mc:Fallback>
+            <w:pict>
+              <v:shape w14:anchorId="549BAB04" id="_x0000_s1028" type="#_x0000_t202" style="position:absolute;left:0;text-align:left;margin-left:0;margin-top:48.15pt;width:117.75pt;height:110.6pt;z-index:251666432;visibility:visible;mso-wrap-style:square;mso-width-percent:0;mso-height-percent:200;mso-wrap-distance-left:9pt;mso-wrap-distance-top:3.6pt;mso-wrap-distance-right:9pt;mso-wrap-distance-bottom:3.6pt;mso-position-horizontal:left;mso-position-horizontal-relative:margin;mso-position-vertical:absolute;mso-position-vertical-relative:text;mso-width-percent:0;mso-height-percent:200;mso-width-relative:margin;mso-height-relative:margin;v-text-anchor:top" o:gfxdata="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">
+                <v:textbox style="mso-fit-shape-to-text:t">
+                  <w:txbxContent>
+                    <w:p>
+                      <w:r>
+                        <w:t>Bejelentkező oldal látványterve</w:t>
+                      </w:r>
+                    </w:p>
+                  </w:txbxContent>
+                </v:textbox>
+                <w10:wrap type="square" anchorx="margin"/>
+              </v:shape>
+            </w:pict>
+          </mc:Fallback>
+        </mc:AlternateContent>
+      </w:r>
       <w:r>
         <w:rPr>
           <w:noProof/>
         </w:rPr>
         <w:drawing>
-          <wp:anchor distT="0" distB="0" distL="114300" distR="114300" simplePos="0" relativeHeight="251663360" behindDoc="0" locked="0" layoutInCell="1" allowOverlap="1" wp14:anchorId="5B1E7272" wp14:editId="3A1973EE">
+          <wp:anchor distT="0" distB="0" distL="114300" distR="114300" simplePos="0" relativeHeight="251664384" behindDoc="0" locked="0" layoutInCell="1" allowOverlap="1" wp14:anchorId="50D79A6E" wp14:editId="01EC624F">
             <wp:simplePos x="0" y="0"/>
-            <wp:positionH relativeFrom="column">
-              <wp:posOffset>-242570</wp:posOffset>
+            <wp:positionH relativeFrom="margin">
+              <wp:align>right</wp:align>
             </wp:positionH>
             <wp:positionV relativeFrom="paragraph">
-              <wp:posOffset>3519170</wp:posOffset>
+              <wp:posOffset>4266565</wp:posOffset>
             </wp:positionV>
-            <wp:extent cx="6245720" cy="3381375"/>
-            <wp:effectExtent l="0" t="0" r="3175" b="0"/>
+            <wp:extent cx="3971925" cy="2262156"/>
+            <wp:effectExtent l="0" t="0" r="0" b="5080"/>
             <wp:wrapNone/>
-            <wp:docPr id="3" name="Kép 3"/>
+            <wp:docPr id="4" name="Kép 4"/>
             <wp:cNvGraphicFramePr>
               <a:graphicFrameLocks xmlns:a="http://schemas.openxmlformats.org/drawingml/2006/main" noChangeAspect="1"/>
             </wp:cNvGraphicFramePr>
@@ -471,13 +740,13 @@
               <a:graphicData uri="http://schemas.openxmlformats.org/drawingml/2006/picture">
                 <pic:pic xmlns:pic="http://schemas.openxmlformats.org/drawingml/2006/picture">
                   <pic:nvPicPr>
-                    <pic:cNvPr id="0" name="Picture 2"/>
+                    <pic:cNvPr id="0" name="Picture 1"/>
                     <pic:cNvPicPr>
                       <a:picLocks noChangeAspect="1" noChangeArrowheads="1"/>
                     </pic:cNvPicPr>
                   </pic:nvPicPr>
                   <pic:blipFill>
-                    <a:blip r:embed="rId5">
+                    <a:blip r:embed="rId8" cstate="print">
                       <a:extLst>
                         <a:ext uri="{28A0092B-C50C-407E-A947-70E740481C1C}">
                           <a14:useLocalDpi xmlns:a14="http://schemas.microsoft.com/office/drawing/2010/main" val="0"/>
@@ -492,7 +761,7 @@
                   <pic:spPr bwMode="auto">
                     <a:xfrm>
                       <a:off x="0" y="0"/>
-                      <a:ext cx="6248885" cy="3383089"/>
+                      <a:ext cx="3971925" cy="2262156"/>
                     </a:xfrm>
                     <a:prstGeom prst="rect">
                       <a:avLst/>
@@ -519,18 +788,18 @@
           <w:noProof/>
         </w:rPr>
         <w:drawing>
-          <wp:anchor distT="0" distB="0" distL="114300" distR="114300" simplePos="0" relativeHeight="251662336" behindDoc="0" locked="0" layoutInCell="1" allowOverlap="1" wp14:anchorId="7D81363E" wp14:editId="610ADEFC">
+          <wp:anchor distT="0" distB="0" distL="114300" distR="114300" simplePos="0" relativeHeight="251663360" behindDoc="0" locked="0" layoutInCell="1" allowOverlap="1" wp14:anchorId="5B1E7272" wp14:editId="14224637">
             <wp:simplePos x="0" y="0"/>
             <wp:positionH relativeFrom="margin">
-              <wp:align>center</wp:align>
+              <wp:align>left</wp:align>
             </wp:positionH>
             <wp:positionV relativeFrom="paragraph">
-              <wp:posOffset>13970</wp:posOffset>
+              <wp:posOffset>2128520</wp:posOffset>
             </wp:positionV>
-            <wp:extent cx="6233160" cy="3456940"/>
-            <wp:effectExtent l="0" t="0" r="0" b="0"/>
+            <wp:extent cx="3714750" cy="2011132"/>
+            <wp:effectExtent l="0" t="0" r="0" b="8255"/>
             <wp:wrapNone/>
-            <wp:docPr id="2" name="Kép 2"/>
+            <wp:docPr id="3" name="Kép 3"/>
             <wp:cNvGraphicFramePr>
               <a:graphicFrameLocks xmlns:a="http://schemas.openxmlformats.org/drawingml/2006/main" noChangeAspect="1"/>
             </wp:cNvGraphicFramePr>
@@ -538,13 +807,13 @@
               <a:graphicData uri="http://schemas.openxmlformats.org/drawingml/2006/picture">
                 <pic:pic xmlns:pic="http://schemas.openxmlformats.org/drawingml/2006/picture">
                   <pic:nvPicPr>
-                    <pic:cNvPr id="0" name="Picture 1"/>
+                    <pic:cNvPr id="0" name="Picture 2"/>
                     <pic:cNvPicPr>
                       <a:picLocks noChangeAspect="1" noChangeArrowheads="1"/>
                     </pic:cNvPicPr>
                   </pic:nvPicPr>
                   <pic:blipFill>
-                    <a:blip r:embed="rId6">
+                    <a:blip r:embed="rId9" cstate="print">
                       <a:extLst>
                         <a:ext uri="{28A0092B-C50C-407E-A947-70E740481C1C}">
                           <a14:useLocalDpi xmlns:a14="http://schemas.microsoft.com/office/drawing/2010/main" val="0"/>
@@ -559,7 +828,7 @@
                   <pic:spPr bwMode="auto">
                     <a:xfrm>
                       <a:off x="0" y="0"/>
-                      <a:ext cx="6233160" cy="3456940"/>
+                      <a:ext cx="3714750" cy="2011132"/>
                     </a:xfrm>
                     <a:prstGeom prst="rect">
                       <a:avLst/>
@@ -586,10 +855,18 @@
           <w:noProof/>
         </w:rPr>
         <w:drawing>
-          <wp:inline distT="0" distB="0" distL="0" distR="0" wp14:anchorId="79194A20" wp14:editId="5A3DB2FF">
-            <wp:extent cx="5762625" cy="3419475"/>
-            <wp:effectExtent l="0" t="0" r="9525" b="9525"/>
-            <wp:docPr id="6" name="Kép 6"/>
+          <wp:anchor distT="0" distB="0" distL="114300" distR="114300" simplePos="0" relativeHeight="251662336" behindDoc="0" locked="0" layoutInCell="1" allowOverlap="1" wp14:anchorId="7D81363E" wp14:editId="1DA31325">
+            <wp:simplePos x="0" y="0"/>
+            <wp:positionH relativeFrom="margin">
+              <wp:align>right</wp:align>
+            </wp:positionH>
+            <wp:positionV relativeFrom="paragraph">
+              <wp:posOffset>4445</wp:posOffset>
+            </wp:positionV>
+            <wp:extent cx="3648075" cy="2023240"/>
+            <wp:effectExtent l="0" t="0" r="0" b="0"/>
+            <wp:wrapNone/>
+            <wp:docPr id="2" name="Kép 2"/>
             <wp:cNvGraphicFramePr>
               <a:graphicFrameLocks xmlns:a="http://schemas.openxmlformats.org/drawingml/2006/main" noChangeAspect="1"/>
             </wp:cNvGraphicFramePr>
@@ -597,13 +874,13 @@
               <a:graphicData uri="http://schemas.openxmlformats.org/drawingml/2006/picture">
                 <pic:pic xmlns:pic="http://schemas.openxmlformats.org/drawingml/2006/picture">
                   <pic:nvPicPr>
-                    <pic:cNvPr id="0" name="Picture 3"/>
+                    <pic:cNvPr id="0" name="Picture 1"/>
                     <pic:cNvPicPr>
                       <a:picLocks noChangeAspect="1" noChangeArrowheads="1"/>
                     </pic:cNvPicPr>
                   </pic:nvPicPr>
                   <pic:blipFill>
-                    <a:blip r:embed="rId7">
+                    <a:blip r:embed="rId10" cstate="print">
                       <a:extLst>
                         <a:ext uri="{28A0092B-C50C-407E-A947-70E740481C1C}">
                           <a14:useLocalDpi xmlns:a14="http://schemas.microsoft.com/office/drawing/2010/main" val="0"/>
@@ -618,7 +895,7 @@
                   <pic:spPr bwMode="auto">
                     <a:xfrm>
                       <a:off x="0" y="0"/>
-                      <a:ext cx="5762625" cy="3419475"/>
+                      <a:ext cx="3648075" cy="2023240"/>
                     </a:xfrm>
                     <a:prstGeom prst="rect">
                       <a:avLst/>
@@ -631,108 +908,61 @@
                 </pic:pic>
               </a:graphicData>
             </a:graphic>
-          </wp:inline>
+            <wp14:sizeRelH relativeFrom="margin">
+              <wp14:pctWidth>0</wp14:pctWidth>
+            </wp14:sizeRelH>
+            <wp14:sizeRelV relativeFrom="margin">
+              <wp14:pctHeight>0</wp14:pctHeight>
+            </wp14:sizeRelV>
+          </wp:anchor>
         </w:drawing>
       </w:r>
+      <w:r>
+        <w:br w:type="page"/>
+      </w:r>
+    </w:p>
+    <w:p>
+      <w:pPr>
+        <w:pStyle w:val="Cmsor1"/>
+        <w:spacing w:line="360" w:lineRule="auto"/>
+        <w:jc w:val="both"/>
+      </w:pPr>
+      <w:bookmarkStart w:id="2" w:name="_Toc215476432"/>
+      <w:r>
+        <w:lastRenderedPageBreak/>
+        <w:t>Fejlesztői dokumentáció</w:t>
+      </w:r>
+      <w:bookmarkEnd w:id="2"/>
+    </w:p>
+    <w:p>
+      <w:pPr>
+        <w:spacing w:line="360" w:lineRule="auto"/>
+        <w:jc w:val="both"/>
+      </w:pPr>
+      <w:r>
+        <w:t xml:space="preserve">A program alapvetően a HTML, CSS és PHP nyelveket használja </w:t>
+      </w:r>
+      <w:proofErr w:type="spellStart"/>
+      <w:r>
+        <w:t>Bootstrap</w:t>
+      </w:r>
+      <w:proofErr w:type="spellEnd"/>
+      <w:r>
+        <w:t xml:space="preserve"> keretrendszerrel, valamint adatbázissal.</w:t>
+      </w:r>
+      <w:r>
+        <w:t xml:space="preserve"> </w:t>
+      </w:r>
+    </w:p>
+    <w:p/>
+    <w:p/>
+    <w:p>
       <w:r>
         <w:rPr>
           <w:noProof/>
         </w:rPr>
         <w:drawing>
-          <wp:inline distT="0" distB="0" distL="0" distR="0" wp14:anchorId="0C08C6C4" wp14:editId="47BE16C8">
-            <wp:extent cx="5753100" cy="3152775"/>
-            <wp:effectExtent l="0" t="0" r="0" b="9525"/>
-            <wp:docPr id="5" name="Kép 5"/>
-            <wp:cNvGraphicFramePr>
-              <a:graphicFrameLocks xmlns:a="http://schemas.openxmlformats.org/drawingml/2006/main" noChangeAspect="1"/>
-            </wp:cNvGraphicFramePr>
-            <a:graphic xmlns:a="http://schemas.openxmlformats.org/drawingml/2006/main">
-              <a:graphicData uri="http://schemas.openxmlformats.org/drawingml/2006/picture">
-                <pic:pic xmlns:pic="http://schemas.openxmlformats.org/drawingml/2006/picture">
-                  <pic:nvPicPr>
-                    <pic:cNvPr id="0" name="Picture 2"/>
-                    <pic:cNvPicPr>
-                      <a:picLocks noChangeAspect="1" noChangeArrowheads="1"/>
-                    </pic:cNvPicPr>
-                  </pic:nvPicPr>
-                  <pic:blipFill>
-                    <a:blip r:embed="rId8">
-                      <a:extLst>
-                        <a:ext uri="{28A0092B-C50C-407E-A947-70E740481C1C}">
-                          <a14:useLocalDpi xmlns:a14="http://schemas.microsoft.com/office/drawing/2010/main" val="0"/>
-                        </a:ext>
-                      </a:extLst>
-                    </a:blip>
-                    <a:srcRect/>
-                    <a:stretch>
-                      <a:fillRect/>
-                    </a:stretch>
-                  </pic:blipFill>
-                  <pic:spPr bwMode="auto">
-                    <a:xfrm>
-                      <a:off x="0" y="0"/>
-                      <a:ext cx="5753100" cy="3152775"/>
-                    </a:xfrm>
-                    <a:prstGeom prst="rect">
-                      <a:avLst/>
-                    </a:prstGeom>
-                    <a:noFill/>
-                    <a:ln>
-                      <a:noFill/>
-                    </a:ln>
-                  </pic:spPr>
-                </pic:pic>
-              </a:graphicData>
-            </a:graphic>
-          </wp:inline>
-        </w:drawing>
-      </w:r>
-      <w:r>
-        <w:br w:type="page"/>
-      </w:r>
-    </w:p>
-    <w:p>
-      <w:pPr>
-        <w:pStyle w:val="Cmsor1"/>
-        <w:spacing w:line="360" w:lineRule="auto"/>
-        <w:jc w:val="both"/>
-      </w:pPr>
-      <w:bookmarkStart w:id="2" w:name="_Toc215476432"/>
-      <w:r>
-        <w:lastRenderedPageBreak/>
-        <w:t>Fejlesztői dokumentáció</w:t>
-      </w:r>
-      <w:bookmarkEnd w:id="2"/>
-    </w:p>
-    <w:p>
-      <w:pPr>
-        <w:spacing w:line="360" w:lineRule="auto"/>
-        <w:jc w:val="both"/>
-      </w:pPr>
-      <w:r>
-        <w:t xml:space="preserve">A program alapvetően a HTML, CSS és PHP nyelveket használja </w:t>
-      </w:r>
-      <w:proofErr w:type="spellStart"/>
-      <w:r>
-        <w:t>Bootstrap</w:t>
-      </w:r>
-      <w:proofErr w:type="spellEnd"/>
-      <w:r>
-        <w:t xml:space="preserve"> keretrendszerrel, valamint adatbázissal.</w:t>
-      </w:r>
-      <w:r>
-        <w:t xml:space="preserve"> </w:t>
-      </w:r>
-    </w:p>
-    <w:p/>
-    <w:p/>
-    <w:p>
-      <w:r>
-        <w:rPr>
-          <w:noProof/>
-        </w:rPr>
-        <w:drawing>
-          <wp:anchor distT="0" distB="0" distL="114300" distR="114300" simplePos="0" relativeHeight="251660288" behindDoc="0" locked="0" layoutInCell="1" allowOverlap="1" wp14:anchorId="627CDEBB" wp14:editId="19F8ABA4">
+          <wp:anchor distT="0" distB="0" distL="114300" distR="114300" simplePos="0" relativeHeight="251660288" behindDoc="0" locked="0" layoutInCell="1" allowOverlap="1" wp14:anchorId="627CDEBB" wp14:editId="4D005BBA">
             <wp:simplePos x="0" y="0"/>
             <wp:positionH relativeFrom="margin">
               <wp:posOffset>3519805</wp:posOffset>
@@ -755,7 +985,7 @@
                     <pic:cNvPicPr/>
                   </pic:nvPicPr>
                   <pic:blipFill>
-                    <a:blip r:embed="rId9" cstate="print">
+                    <a:blip r:embed="rId11" cstate="print">
                       <a:extLst>
                         <a:ext uri="{28A0092B-C50C-407E-A947-70E740481C1C}">
                           <a14:useLocalDpi xmlns:a14="http://schemas.microsoft.com/office/drawing/2010/main" val="0"/>
@@ -815,7 +1045,7 @@
                     <pic:cNvPicPr/>
                   </pic:nvPicPr>
                   <pic:blipFill>
-                    <a:blip r:embed="rId10">
+                    <a:blip r:embed="rId12">
                       <a:extLst>
                         <a:ext uri="{28A0092B-C50C-407E-A947-70E740481C1C}">
                           <a14:useLocalDpi xmlns:a14="http://schemas.microsoft.com/office/drawing/2010/main" val="0"/>
@@ -882,7 +1112,7 @@
                     <pic:cNvPicPr/>
                   </pic:nvPicPr>
                   <pic:blipFill>
-                    <a:blip r:embed="rId11">
+                    <a:blip r:embed="rId13">
                       <a:extLst>
                         <a:ext uri="{28A0092B-C50C-407E-A947-70E740481C1C}">
                           <a14:useLocalDpi xmlns:a14="http://schemas.microsoft.com/office/drawing/2010/main" val="0"/>
@@ -929,18 +1159,24 @@
     </w:p>
     <w:p>
       <w:r>
-        <w:t>A sikeres regisztrációt és bejelentkezést követően, a felhasználó elé tárul a</w:t>
-      </w:r>
-      <w:r>
-        <w:t xml:space="preserve"> főoldal, ahol a </w:t>
+        <w:t xml:space="preserve">A sikeres regisztrációt és bejelentkezést követően, a felhasználó elé tárul a főoldal, ahol a </w:t>
+      </w:r>
+      <w:r>
+        <w:t>kví</w:t>
+      </w:r>
+      <w:r>
+        <w:t>zek közül tud választani.</w:t>
+      </w:r>
+      <w:r>
+        <w:t xml:space="preserve"> A kérdések sorrendje </w:t>
       </w:r>
       <w:proofErr w:type="spellStart"/>
       <w:r>
-        <w:t>quizek</w:t>
+        <w:t>randomizált</w:t>
       </w:r>
       <w:proofErr w:type="spellEnd"/>
       <w:r>
-        <w:t xml:space="preserve"> közül tud választani. </w:t>
+        <w:t xml:space="preserve">. </w:t>
       </w:r>
       <w:r>
         <w:t xml:space="preserve">Kijelentkezést követően, az adatok nem elérhetőek az újabb bejelentkezésig. </w:t>
@@ -956,7 +1192,7 @@
     </w:p>
     <w:p/>
     <w:sectPr>
-      <w:footerReference w:type="default" r:id="rId12"/>
+      <w:footerReference w:type="default" r:id="rId14"/>
       <w:pgSz w:w="11906" w:h="16838"/>
       <w:pgMar w:top="1417" w:right="1417" w:bottom="1417" w:left="1417" w:header="708" w:footer="708" w:gutter="0"/>
       <w:cols w:space="708"/>
@@ -964,6 +1200,31 @@
     </w:sectPr>
   </w:body>
 </w:document>
+</file>
+
+<file path=word/endnotes.xml><?xml version="1.0" encoding="utf-8"?>
+<w:endnotes xmlns:wpc="http://schemas.microsoft.com/office/word/2010/wordprocessingCanvas" xmlns:cx="http://schemas.microsoft.com/office/drawing/2014/chartex" xmlns:cx1="http://schemas.microsoft.com/office/drawing/2015/9/8/chartex" xmlns:cx2="http://schemas.microsoft.com/office/drawing/2015/10/21/chartex" xmlns:cx3="http://schemas.microsoft.com/office/drawing/2016/5/9/chartex" xmlns:cx4="http://schemas.microsoft.com/office/drawing/2016/5/10/chartex" xmlns:cx5="http://schemas.microsoft.com/office/drawing/2016/5/11/chartex" xmlns:cx6="http://schemas.microsoft.com/office/drawing/2016/5/12/chartex" xmlns:cx7="http://schemas.microsoft.com/office/drawing/2016/5/13/chartex" xmlns:cx8="http://schemas.microsoft.com/office/drawing/2016/5/14/chartex" xmlns:mc="http://schemas.openxmlformats.org/markup-compatibility/2006" xmlns:aink="http://schemas.microsoft.com/office/drawing/2016/ink" xmlns:am3d="http://schemas.microsoft.com/office/drawing/2017/model3d" xmlns:o="urn:schemas-microsoft-com:office:office" xmlns:oel="http://schemas.microsoft.com/office/2019/extlst" xmlns:r="http://schemas.openxmlformats.org/officeDocument/2006/relationships" xmlns:m="http://schemas.openxmlformats.org/officeDocument/2006/math" xmlns:v="urn:schemas-microsoft-com:vml" xmlns:wp14="http://schemas.microsoft.com/office/word/2010/wordprocessingDrawing" xmlns:wp="http://schemas.openxmlformats.org/drawingml/2006/wordprocessingDrawing" xmlns:w10="urn:schemas-microsoft-com:office:word" xmlns:w="http://schemas.openxmlformats.org/wordprocessingml/2006/main" xmlns:w14="http://schemas.microsoft.com/office/word/2010/wordml" xmlns:w15="http://schemas.microsoft.com/office/word/2012/wordml" xmlns:w16cex="http://schemas.microsoft.com/office/word/2018/wordml/cex" xmlns:w16cid="http://schemas.microsoft.com/office/word/2016/wordml/cid" xmlns:w16="http://schemas.microsoft.com/office/word/2018/wordml" xmlns:w16sdtdh="http://schemas.microsoft.com/office/word/2020/wordml/sdtdatahash" xmlns:w16se="http://schemas.microsoft.com/office/word/2015/wordml/symex" xmlns:wpg="http://schemas.microsoft.com/office/word/2010/wordprocessingGroup" xmlns:wpi="http://schemas.microsoft.com/office/word/2010/wordprocessingInk" xmlns:wne="http://schemas.microsoft.com/office/word/2006/wordml" xmlns:wps="http://schemas.microsoft.com/office/word/2010/wordprocessingShape" mc:Ignorable="w14 w15 w16se w16cid w16 w16cex w16sdtdh wp14">
+  <w:endnote w:type="separator" w:id="-1">
+    <w:p>
+      <w:pPr>
+        <w:spacing w:after="0" w:line="240" w:lineRule="auto"/>
+      </w:pPr>
+      <w:r>
+        <w:separator/>
+      </w:r>
+    </w:p>
+  </w:endnote>
+  <w:endnote w:type="continuationSeparator" w:id="0">
+    <w:p>
+      <w:pPr>
+        <w:spacing w:after="0" w:line="240" w:lineRule="auto"/>
+      </w:pPr>
+      <w:r>
+        <w:continuationSeparator/>
+      </w:r>
+    </w:p>
+  </w:endnote>
+</w:endnotes>
 </file>
 
 <file path=word/footer1.xml><?xml version="1.0" encoding="utf-8"?>
@@ -1011,6 +1272,31 @@
     </w:pPr>
   </w:p>
 </w:ftr>
+</file>
+
+<file path=word/footnotes.xml><?xml version="1.0" encoding="utf-8"?>
+<w:footnotes xmlns:wpc="http://schemas.microsoft.com/office/word/2010/wordprocessingCanvas" xmlns:cx="http://schemas.microsoft.com/office/drawing/2014/chartex" xmlns:cx1="http://schemas.microsoft.com/office/drawing/2015/9/8/chartex" xmlns:cx2="http://schemas.microsoft.com/office/drawing/2015/10/21/chartex" xmlns:cx3="http://schemas.microsoft.com/office/drawing/2016/5/9/chartex" xmlns:cx4="http://schemas.microsoft.com/office/drawing/2016/5/10/chartex" xmlns:cx5="http://schemas.microsoft.com/office/drawing/2016/5/11/chartex" xmlns:cx6="http://schemas.microsoft.com/office/drawing/2016/5/12/chartex" xmlns:cx7="http://schemas.microsoft.com/office/drawing/2016/5/13/chartex" xmlns:cx8="http://schemas.microsoft.com/office/drawing/2016/5/14/chartex" xmlns:mc="http://schemas.openxmlformats.org/markup-compatibility/2006" xmlns:aink="http://schemas.microsoft.com/office/drawing/2016/ink" xmlns:am3d="http://schemas.microsoft.com/office/drawing/2017/model3d" xmlns:o="urn:schemas-microsoft-com:office:office" xmlns:oel="http://schemas.microsoft.com/office/2019/extlst" xmlns:r="http://schemas.openxmlformats.org/officeDocument/2006/relationships" xmlns:m="http://schemas.openxmlformats.org/officeDocument/2006/math" xmlns:v="urn:schemas-microsoft-com:vml" xmlns:wp14="http://schemas.microsoft.com/office/word/2010/wordprocessingDrawing" xmlns:wp="http://schemas.openxmlformats.org/drawingml/2006/wordprocessingDrawing" xmlns:w10="urn:schemas-microsoft-com:office:word" xmlns:w="http://schemas.openxmlformats.org/wordprocessingml/2006/main" xmlns:w14="http://schemas.microsoft.com/office/word/2010/wordml" xmlns:w15="http://schemas.microsoft.com/office/word/2012/wordml" xmlns:w16cex="http://schemas.microsoft.com/office/word/2018/wordml/cex" xmlns:w16cid="http://schemas.microsoft.com/office/word/2016/wordml/cid" xmlns:w16="http://schemas.microsoft.com/office/word/2018/wordml" xmlns:w16sdtdh="http://schemas.microsoft.com/office/word/2020/wordml/sdtdatahash" xmlns:w16se="http://schemas.microsoft.com/office/word/2015/wordml/symex" xmlns:wpg="http://schemas.microsoft.com/office/word/2010/wordprocessingGroup" xmlns:wpi="http://schemas.microsoft.com/office/word/2010/wordprocessingInk" xmlns:wne="http://schemas.microsoft.com/office/word/2006/wordml" xmlns:wps="http://schemas.microsoft.com/office/word/2010/wordprocessingShape" mc:Ignorable="w14 w15 w16se w16cid w16 w16cex w16sdtdh wp14">
+  <w:footnote w:type="separator" w:id="-1">
+    <w:p>
+      <w:pPr>
+        <w:spacing w:after="0" w:line="240" w:lineRule="auto"/>
+      </w:pPr>
+      <w:r>
+        <w:separator/>
+      </w:r>
+    </w:p>
+  </w:footnote>
+  <w:footnote w:type="continuationSeparator" w:id="0">
+    <w:p>
+      <w:pPr>
+        <w:spacing w:after="0" w:line="240" w:lineRule="auto"/>
+      </w:pPr>
+      <w:r>
+        <w:continuationSeparator/>
+      </w:r>
+    </w:p>
+  </w:footnote>
+</w:footnotes>
 </file>
 
 <file path=word/numbering.xml><?xml version="1.0" encoding="utf-8"?>
@@ -2015,4 +2301,16 @@
     </a:ext>
   </a:extLst>
 </a:theme>
+</file>
+
+<file path=customXml/item1.xml><?xml version="1.0" encoding="utf-8"?>
+<b:Sources xmlns:b="http://schemas.openxmlformats.org/officeDocument/2006/bibliography" xmlns="http://schemas.openxmlformats.org/officeDocument/2006/bibliography" SelectedStyle="\APASixthEditionOfficeOnline.xsl" StyleName="APA" Version="6"/>
+</file>
+
+<file path=customXml/itemProps1.xml><?xml version="1.0" encoding="utf-8"?>
+<ds:datastoreItem xmlns:ds="http://schemas.openxmlformats.org/officeDocument/2006/customXml" ds:itemID="{BC79CF2F-F281-4402-B1D3-532577E0A480}">
+  <ds:schemaRefs>
+    <ds:schemaRef ds:uri="http://schemas.openxmlformats.org/officeDocument/2006/bibliography"/>
+  </ds:schemaRefs>
+</ds:datastoreItem>
 </file>
--- a/dokumentacio-quiz.docx
+++ b/dokumentacio-quiz.docx
@@ -2,6 +2,65 @@
 <file path=word/document.xml><?xml version="1.0" encoding="utf-8"?>
 <w:document xmlns:wpc="http://schemas.microsoft.com/office/word/2010/wordprocessingCanvas" xmlns:cx="http://schemas.microsoft.com/office/drawing/2014/chartex" xmlns:cx1="http://schemas.microsoft.com/office/drawing/2015/9/8/chartex" xmlns:cx2="http://schemas.microsoft.com/office/drawing/2015/10/21/chartex" xmlns:cx3="http://schemas.microsoft.com/office/drawing/2016/5/9/chartex" xmlns:cx4="http://schemas.microsoft.com/office/drawing/2016/5/10/chartex" xmlns:cx5="http://schemas.microsoft.com/office/drawing/2016/5/11/chartex" xmlns:cx6="http://schemas.microsoft.com/office/drawing/2016/5/12/chartex" xmlns:cx7="http://schemas.microsoft.com/office/drawing/2016/5/13/chartex" xmlns:cx8="http://schemas.microsoft.com/office/drawing/2016/5/14/chartex" xmlns:mc="http://schemas.openxmlformats.org/markup-compatibility/2006" xmlns:aink="http://schemas.microsoft.com/office/drawing/2016/ink" xmlns:am3d="http://schemas.microsoft.com/office/drawing/2017/model3d" xmlns:o="urn:schemas-microsoft-com:office:office" xmlns:oel="http://schemas.microsoft.com/office/2019/extlst" xmlns:r="http://schemas.openxmlformats.org/officeDocument/2006/relationships" xmlns:m="http://schemas.openxmlformats.org/officeDocument/2006/math" xmlns:v="urn:schemas-microsoft-com:vml" xmlns:wp14="http://schemas.microsoft.com/office/word/2010/wordprocessingDrawing" xmlns:wp="http://schemas.openxmlformats.org/drawingml/2006/wordprocessingDrawing" xmlns:w10="urn:schemas-microsoft-com:office:word" xmlns:w="http://schemas.openxmlformats.org/wordprocessingml/2006/main" xmlns:w14="http://schemas.microsoft.com/office/word/2010/wordml" xmlns:w15="http://schemas.microsoft.com/office/word/2012/wordml" xmlns:w16cex="http://schemas.microsoft.com/office/word/2018/wordml/cex" xmlns:w16cid="http://schemas.microsoft.com/office/word/2016/wordml/cid" xmlns:w16="http://schemas.microsoft.com/office/word/2018/wordml" xmlns:w16sdtdh="http://schemas.microsoft.com/office/word/2020/wordml/sdtdatahash" xmlns:w16se="http://schemas.microsoft.com/office/word/2015/wordml/symex" xmlns:wpg="http://schemas.microsoft.com/office/word/2010/wordprocessingGroup" xmlns:wpi="http://schemas.microsoft.com/office/word/2010/wordprocessingInk" xmlns:wne="http://schemas.microsoft.com/office/word/2006/wordml" xmlns:wps="http://schemas.microsoft.com/office/word/2010/wordprocessingShape" mc:Ignorable="w14 w15 w16se w16cid w16 w16cex w16sdtdh wp14">
   <w:body>
+    <w:p>
+      <w:pPr>
+        <w:pStyle w:val="Cm"/>
+        <w:spacing w:before="240"/>
+      </w:pPr>
+      <w:r>
+        <w:rPr>
+          <w:noProof/>
+        </w:rPr>
+        <w:drawing>
+          <wp:inline distT="0" distB="0" distL="0" distR="0" wp14:anchorId="5E132B93" wp14:editId="379E5EFD">
+            <wp:extent cx="1047750" cy="1047750"/>
+            <wp:effectExtent l="0" t="0" r="0" b="0"/>
+            <wp:docPr id="6" name="Kép 6"/>
+            <wp:cNvGraphicFramePr>
+              <a:graphicFrameLocks xmlns:a="http://schemas.openxmlformats.org/drawingml/2006/main" noChangeAspect="1"/>
+            </wp:cNvGraphicFramePr>
+            <a:graphic xmlns:a="http://schemas.openxmlformats.org/drawingml/2006/main">
+              <a:graphicData uri="http://schemas.openxmlformats.org/drawingml/2006/picture">
+                <pic:pic xmlns:pic="http://schemas.openxmlformats.org/drawingml/2006/picture">
+                  <pic:nvPicPr>
+                    <pic:cNvPr id="0" name="Picture 2"/>
+                    <pic:cNvPicPr>
+                      <a:picLocks noChangeAspect="1" noChangeArrowheads="1"/>
+                    </pic:cNvPicPr>
+                  </pic:nvPicPr>
+                  <pic:blipFill>
+                    <a:blip r:embed="rId8" cstate="print">
+                      <a:extLst>
+                        <a:ext uri="{28A0092B-C50C-407E-A947-70E740481C1C}">
+                          <a14:useLocalDpi xmlns:a14="http://schemas.microsoft.com/office/drawing/2010/main" val="0"/>
+                        </a:ext>
+                      </a:extLst>
+                    </a:blip>
+                    <a:srcRect/>
+                    <a:stretch>
+                      <a:fillRect/>
+                    </a:stretch>
+                  </pic:blipFill>
+                  <pic:spPr bwMode="auto">
+                    <a:xfrm>
+                      <a:off x="0" y="0"/>
+                      <a:ext cx="1047750" cy="1047750"/>
+                    </a:xfrm>
+                    <a:prstGeom prst="rect">
+                      <a:avLst/>
+                    </a:prstGeom>
+                    <a:noFill/>
+                    <a:ln>
+                      <a:noFill/>
+                    </a:ln>
+                  </pic:spPr>
+                </pic:pic>
+              </a:graphicData>
+            </a:graphic>
+          </wp:inline>
+        </w:drawing>
+      </w:r>
+    </w:p>
     <w:p>
       <w:pPr>
         <w:pStyle w:val="Cm"/>
@@ -721,7 +780,7 @@
           <w:noProof/>
         </w:rPr>
         <w:drawing>
-          <wp:anchor distT="0" distB="0" distL="114300" distR="114300" simplePos="0" relativeHeight="251664384" behindDoc="0" locked="0" layoutInCell="1" allowOverlap="1" wp14:anchorId="50D79A6E" wp14:editId="01EC624F">
+          <wp:anchor distT="0" distB="0" distL="114300" distR="114300" simplePos="0" relativeHeight="251664384" behindDoc="0" locked="0" layoutInCell="1" allowOverlap="1" wp14:anchorId="50D79A6E" wp14:editId="63686959">
             <wp:simplePos x="0" y="0"/>
             <wp:positionH relativeFrom="margin">
               <wp:align>right</wp:align>
@@ -746,7 +805,7 @@
                     </pic:cNvPicPr>
                   </pic:nvPicPr>
                   <pic:blipFill>
-                    <a:blip r:embed="rId8" cstate="print">
+                    <a:blip r:embed="rId9" cstate="print">
                       <a:extLst>
                         <a:ext uri="{28A0092B-C50C-407E-A947-70E740481C1C}">
                           <a14:useLocalDpi xmlns:a14="http://schemas.microsoft.com/office/drawing/2010/main" val="0"/>
@@ -788,7 +847,7 @@
           <w:noProof/>
         </w:rPr>
         <w:drawing>
-          <wp:anchor distT="0" distB="0" distL="114300" distR="114300" simplePos="0" relativeHeight="251663360" behindDoc="0" locked="0" layoutInCell="1" allowOverlap="1" wp14:anchorId="5B1E7272" wp14:editId="14224637">
+          <wp:anchor distT="0" distB="0" distL="114300" distR="114300" simplePos="0" relativeHeight="251663360" behindDoc="0" locked="0" layoutInCell="1" allowOverlap="1" wp14:anchorId="5B1E7272" wp14:editId="09177176">
             <wp:simplePos x="0" y="0"/>
             <wp:positionH relativeFrom="margin">
               <wp:align>left</wp:align>
@@ -813,7 +872,7 @@
                     </pic:cNvPicPr>
                   </pic:nvPicPr>
                   <pic:blipFill>
-                    <a:blip r:embed="rId9" cstate="print">
+                    <a:blip r:embed="rId10" cstate="print">
                       <a:extLst>
                         <a:ext uri="{28A0092B-C50C-407E-A947-70E740481C1C}">
                           <a14:useLocalDpi xmlns:a14="http://schemas.microsoft.com/office/drawing/2010/main" val="0"/>
@@ -880,7 +939,7 @@
                     </pic:cNvPicPr>
                   </pic:nvPicPr>
                   <pic:blipFill>
-                    <a:blip r:embed="rId10" cstate="print">
+                    <a:blip r:embed="rId11" cstate="print">
                       <a:extLst>
                         <a:ext uri="{28A0092B-C50C-407E-A947-70E740481C1C}">
                           <a14:useLocalDpi xmlns:a14="http://schemas.microsoft.com/office/drawing/2010/main" val="0"/>
@@ -962,7 +1021,7 @@
           <w:noProof/>
         </w:rPr>
         <w:drawing>
-          <wp:anchor distT="0" distB="0" distL="114300" distR="114300" simplePos="0" relativeHeight="251660288" behindDoc="0" locked="0" layoutInCell="1" allowOverlap="1" wp14:anchorId="627CDEBB" wp14:editId="4D005BBA">
+          <wp:anchor distT="0" distB="0" distL="114300" distR="114300" simplePos="0" relativeHeight="251660288" behindDoc="0" locked="0" layoutInCell="1" allowOverlap="1" wp14:anchorId="627CDEBB" wp14:editId="6893CC74">
             <wp:simplePos x="0" y="0"/>
             <wp:positionH relativeFrom="margin">
               <wp:posOffset>3519805</wp:posOffset>
@@ -985,7 +1044,7 @@
                     <pic:cNvPicPr/>
                   </pic:nvPicPr>
                   <pic:blipFill>
-                    <a:blip r:embed="rId11" cstate="print">
+                    <a:blip r:embed="rId12" cstate="print">
                       <a:extLst>
                         <a:ext uri="{28A0092B-C50C-407E-A947-70E740481C1C}">
                           <a14:useLocalDpi xmlns:a14="http://schemas.microsoft.com/office/drawing/2010/main" val="0"/>
@@ -1045,7 +1104,7 @@
                     <pic:cNvPicPr/>
                   </pic:nvPicPr>
                   <pic:blipFill>
-                    <a:blip r:embed="rId12">
+                    <a:blip r:embed="rId13">
                       <a:extLst>
                         <a:ext uri="{28A0092B-C50C-407E-A947-70E740481C1C}">
                           <a14:useLocalDpi xmlns:a14="http://schemas.microsoft.com/office/drawing/2010/main" val="0"/>
@@ -1112,7 +1171,7 @@
                     <pic:cNvPicPr/>
                   </pic:nvPicPr>
                   <pic:blipFill>
-                    <a:blip r:embed="rId13">
+                    <a:blip r:embed="rId14">
                       <a:extLst>
                         <a:ext uri="{28A0092B-C50C-407E-A947-70E740481C1C}">
                           <a14:useLocalDpi xmlns:a14="http://schemas.microsoft.com/office/drawing/2010/main" val="0"/>
@@ -1192,7 +1251,7 @@
     </w:p>
     <w:p/>
     <w:sectPr>
-      <w:footerReference w:type="default" r:id="rId14"/>
+      <w:footerReference w:type="default" r:id="rId15"/>
       <w:pgSz w:w="11906" w:h="16838"/>
       <w:pgMar w:top="1417" w:right="1417" w:bottom="1417" w:left="1417" w:header="708" w:footer="708" w:gutter="0"/>
       <w:cols w:space="708"/>

--- a/dokumentacio-quiz.docx
+++ b/dokumentacio-quiz.docx
@@ -2,65 +2,6 @@
 <file path=word/document.xml><?xml version="1.0" encoding="utf-8"?>
 <w:document xmlns:wpc="http://schemas.microsoft.com/office/word/2010/wordprocessingCanvas" xmlns:cx="http://schemas.microsoft.com/office/drawing/2014/chartex" xmlns:cx1="http://schemas.microsoft.com/office/drawing/2015/9/8/chartex" xmlns:cx2="http://schemas.microsoft.com/office/drawing/2015/10/21/chartex" xmlns:cx3="http://schemas.microsoft.com/office/drawing/2016/5/9/chartex" xmlns:cx4="http://schemas.microsoft.com/office/drawing/2016/5/10/chartex" xmlns:cx5="http://schemas.microsoft.com/office/drawing/2016/5/11/chartex" xmlns:cx6="http://schemas.microsoft.com/office/drawing/2016/5/12/chartex" xmlns:cx7="http://schemas.microsoft.com/office/drawing/2016/5/13/chartex" xmlns:cx8="http://schemas.microsoft.com/office/drawing/2016/5/14/chartex" xmlns:mc="http://schemas.openxmlformats.org/markup-compatibility/2006" xmlns:aink="http://schemas.microsoft.com/office/drawing/2016/ink" xmlns:am3d="http://schemas.microsoft.com/office/drawing/2017/model3d" xmlns:o="urn:schemas-microsoft-com:office:office" xmlns:oel="http://schemas.microsoft.com/office/2019/extlst" xmlns:r="http://schemas.openxmlformats.org/officeDocument/2006/relationships" xmlns:m="http://schemas.openxmlformats.org/officeDocument/2006/math" xmlns:v="urn:schemas-microsoft-com:vml" xmlns:wp14="http://schemas.microsoft.com/office/word/2010/wordprocessingDrawing" xmlns:wp="http://schemas.openxmlformats.org/drawingml/2006/wordprocessingDrawing" xmlns:w10="urn:schemas-microsoft-com:office:word" xmlns:w="http://schemas.openxmlformats.org/wordprocessingml/2006/main" xmlns:w14="http://schemas.microsoft.com/office/word/2010/wordml" xmlns:w15="http://schemas.microsoft.com/office/word/2012/wordml" xmlns:w16cex="http://schemas.microsoft.com/office/word/2018/wordml/cex" xmlns:w16cid="http://schemas.microsoft.com/office/word/2016/wordml/cid" xmlns:w16="http://schemas.microsoft.com/office/word/2018/wordml" xmlns:w16sdtdh="http://schemas.microsoft.com/office/word/2020/wordml/sdtdatahash" xmlns:w16se="http://schemas.microsoft.com/office/word/2015/wordml/symex" xmlns:wpg="http://schemas.microsoft.com/office/word/2010/wordprocessingGroup" xmlns:wpi="http://schemas.microsoft.com/office/word/2010/wordprocessingInk" xmlns:wne="http://schemas.microsoft.com/office/word/2006/wordml" xmlns:wps="http://schemas.microsoft.com/office/word/2010/wordprocessingShape" mc:Ignorable="w14 w15 w16se w16cid w16 w16cex w16sdtdh wp14">
   <w:body>
-    <w:p>
-      <w:pPr>
-        <w:pStyle w:val="Cm"/>
-        <w:spacing w:before="240"/>
-      </w:pPr>
-      <w:r>
-        <w:rPr>
-          <w:noProof/>
-        </w:rPr>
-        <w:drawing>
-          <wp:inline distT="0" distB="0" distL="0" distR="0" wp14:anchorId="5E132B93" wp14:editId="379E5EFD">
-            <wp:extent cx="1047750" cy="1047750"/>
-            <wp:effectExtent l="0" t="0" r="0" b="0"/>
-            <wp:docPr id="6" name="Kép 6"/>
-            <wp:cNvGraphicFramePr>
-              <a:graphicFrameLocks xmlns:a="http://schemas.openxmlformats.org/drawingml/2006/main" noChangeAspect="1"/>
-            </wp:cNvGraphicFramePr>
-            <a:graphic xmlns:a="http://schemas.openxmlformats.org/drawingml/2006/main">
-              <a:graphicData uri="http://schemas.openxmlformats.org/drawingml/2006/picture">
-                <pic:pic xmlns:pic="http://schemas.openxmlformats.org/drawingml/2006/picture">
-                  <pic:nvPicPr>
-                    <pic:cNvPr id="0" name="Picture 2"/>
-                    <pic:cNvPicPr>
-                      <a:picLocks noChangeAspect="1" noChangeArrowheads="1"/>
-                    </pic:cNvPicPr>
-                  </pic:nvPicPr>
-                  <pic:blipFill>
-                    <a:blip r:embed="rId8" cstate="print">
-                      <a:extLst>
-                        <a:ext uri="{28A0092B-C50C-407E-A947-70E740481C1C}">
-                          <a14:useLocalDpi xmlns:a14="http://schemas.microsoft.com/office/drawing/2010/main" val="0"/>
-                        </a:ext>
-                      </a:extLst>
-                    </a:blip>
-                    <a:srcRect/>
-                    <a:stretch>
-                      <a:fillRect/>
-                    </a:stretch>
-                  </pic:blipFill>
-                  <pic:spPr bwMode="auto">
-                    <a:xfrm>
-                      <a:off x="0" y="0"/>
-                      <a:ext cx="1047750" cy="1047750"/>
-                    </a:xfrm>
-                    <a:prstGeom prst="rect">
-                      <a:avLst/>
-                    </a:prstGeom>
-                    <a:noFill/>
-                    <a:ln>
-                      <a:noFill/>
-                    </a:ln>
-                  </pic:spPr>
-                </pic:pic>
-              </a:graphicData>
-            </a:graphic>
-          </wp:inline>
-        </w:drawing>
-      </w:r>
-    </w:p>
     <w:p>
       <w:pPr>
         <w:pStyle w:val="Cm"/>
@@ -780,7 +721,7 @@
           <w:noProof/>
         </w:rPr>
         <w:drawing>
-          <wp:anchor distT="0" distB="0" distL="114300" distR="114300" simplePos="0" relativeHeight="251664384" behindDoc="0" locked="0" layoutInCell="1" allowOverlap="1" wp14:anchorId="50D79A6E" wp14:editId="63686959">
+          <wp:anchor distT="0" distB="0" distL="114300" distR="114300" simplePos="0" relativeHeight="251664384" behindDoc="0" locked="0" layoutInCell="1" allowOverlap="1" wp14:anchorId="50D79A6E" wp14:editId="01EC624F">
             <wp:simplePos x="0" y="0"/>
             <wp:positionH relativeFrom="margin">
               <wp:align>right</wp:align>
@@ -805,7 +746,7 @@
                     </pic:cNvPicPr>
                   </pic:nvPicPr>
                   <pic:blipFill>
-                    <a:blip r:embed="rId9" cstate="print">
+                    <a:blip r:embed="rId8" cstate="print">
                       <a:extLst>
                         <a:ext uri="{28A0092B-C50C-407E-A947-70E740481C1C}">
                           <a14:useLocalDpi xmlns:a14="http://schemas.microsoft.com/office/drawing/2010/main" val="0"/>
@@ -847,7 +788,7 @@
           <w:noProof/>
         </w:rPr>
         <w:drawing>
-          <wp:anchor distT="0" distB="0" distL="114300" distR="114300" simplePos="0" relativeHeight="251663360" behindDoc="0" locked="0" layoutInCell="1" allowOverlap="1" wp14:anchorId="5B1E7272" wp14:editId="09177176">
+          <wp:anchor distT="0" distB="0" distL="114300" distR="114300" simplePos="0" relativeHeight="251663360" behindDoc="0" locked="0" layoutInCell="1" allowOverlap="1" wp14:anchorId="5B1E7272" wp14:editId="14224637">
             <wp:simplePos x="0" y="0"/>
             <wp:positionH relativeFrom="margin">
               <wp:align>left</wp:align>
@@ -872,7 +813,7 @@
                     </pic:cNvPicPr>
                   </pic:nvPicPr>
                   <pic:blipFill>
-                    <a:blip r:embed="rId10" cstate="print">
+                    <a:blip r:embed="rId9" cstate="print">
                       <a:extLst>
                         <a:ext uri="{28A0092B-C50C-407E-A947-70E740481C1C}">
                           <a14:useLocalDpi xmlns:a14="http://schemas.microsoft.com/office/drawing/2010/main" val="0"/>
@@ -939,7 +880,7 @@
                     </pic:cNvPicPr>
                   </pic:nvPicPr>
                   <pic:blipFill>
-                    <a:blip r:embed="rId11" cstate="print">
+                    <a:blip r:embed="rId10" cstate="print">
                       <a:extLst>
                         <a:ext uri="{28A0092B-C50C-407E-A947-70E740481C1C}">
                           <a14:useLocalDpi xmlns:a14="http://schemas.microsoft.com/office/drawing/2010/main" val="0"/>
@@ -1021,7 +962,7 @@
           <w:noProof/>
         </w:rPr>
         <w:drawing>
-          <wp:anchor distT="0" distB="0" distL="114300" distR="114300" simplePos="0" relativeHeight="251660288" behindDoc="0" locked="0" layoutInCell="1" allowOverlap="1" wp14:anchorId="627CDEBB" wp14:editId="6893CC74">
+          <wp:anchor distT="0" distB="0" distL="114300" distR="114300" simplePos="0" relativeHeight="251660288" behindDoc="0" locked="0" layoutInCell="1" allowOverlap="1" wp14:anchorId="627CDEBB" wp14:editId="4D005BBA">
             <wp:simplePos x="0" y="0"/>
             <wp:positionH relativeFrom="margin">
               <wp:posOffset>3519805</wp:posOffset>
@@ -1044,7 +985,7 @@
                     <pic:cNvPicPr/>
                   </pic:nvPicPr>
                   <pic:blipFill>
-                    <a:blip r:embed="rId12" cstate="print">
+                    <a:blip r:embed="rId11" cstate="print">
                       <a:extLst>
                         <a:ext uri="{28A0092B-C50C-407E-A947-70E740481C1C}">
                           <a14:useLocalDpi xmlns:a14="http://schemas.microsoft.com/office/drawing/2010/main" val="0"/>
@@ -1104,7 +1045,7 @@
                     <pic:cNvPicPr/>
                   </pic:nvPicPr>
                   <pic:blipFill>
-                    <a:blip r:embed="rId13">
+                    <a:blip r:embed="rId12">
                       <a:extLst>
                         <a:ext uri="{28A0092B-C50C-407E-A947-70E740481C1C}">
                           <a14:useLocalDpi xmlns:a14="http://schemas.microsoft.com/office/drawing/2010/main" val="0"/>
@@ -1171,7 +1112,7 @@
                     <pic:cNvPicPr/>
                   </pic:nvPicPr>
                   <pic:blipFill>
-                    <a:blip r:embed="rId14">
+                    <a:blip r:embed="rId13">
                       <a:extLst>
                         <a:ext uri="{28A0092B-C50C-407E-A947-70E740481C1C}">
                           <a14:useLocalDpi xmlns:a14="http://schemas.microsoft.com/office/drawing/2010/main" val="0"/>
@@ -1251,7 +1192,7 @@
     </w:p>
     <w:p/>
     <w:sectPr>
-      <w:footerReference w:type="default" r:id="rId15"/>
+      <w:footerReference w:type="default" r:id="rId14"/>
       <w:pgSz w:w="11906" w:h="16838"/>
       <w:pgMar w:top="1417" w:right="1417" w:bottom="1417" w:left="1417" w:header="708" w:footer="708" w:gutter="0"/>
       <w:cols w:space="708"/>
